--- a/docs/Resume.docx
+++ b/docs/Resume.docx
@@ -156,15 +156,7 @@
             <w:rFonts w:ascii="Roboto" w:hAnsi="Roboto"/>
             <w:u w:val="none"/>
           </w:rPr>
-          <w:t>S</w:t>
-        </w:r>
-        <w:r>
-          <w:rPr>
-            <w:rStyle w:val="Hyperlink"/>
-            <w:rFonts w:ascii="Roboto" w:hAnsi="Roboto"/>
-            <w:u w:val="none"/>
-          </w:rPr>
-          <w:t>tack</w:t>
+          <w:t>Stack</w:t>
         </w:r>
         <w:r>
           <w:rPr>
@@ -188,15 +180,7 @@
             <w:rFonts w:ascii="Roboto" w:hAnsi="Roboto"/>
             <w:u w:val="none"/>
           </w:rPr>
-          <w:t>verflow</w:t>
-        </w:r>
-        <w:r>
-          <w:rPr>
-            <w:rStyle w:val="Hyperlink"/>
-            <w:rFonts w:ascii="Roboto" w:hAnsi="Roboto"/>
-            <w:u w:val="none"/>
-          </w:rPr>
-          <w:t xml:space="preserve"> Account</w:t>
+          <w:t>verflow Account</w:t>
         </w:r>
       </w:hyperlink>
     </w:p>
@@ -1059,49 +1043,27 @@
         <w:rPr>
           <w:rFonts w:ascii="Roboto" w:hAnsi="Roboto"/>
         </w:rPr>
-        <w:t xml:space="preserve">Held course discussion sessions for up to </w:t>
-      </w:r>
-      <w:r>
-        <w:rPr>
-          <w:rFonts w:ascii="Roboto" w:hAnsi="Roboto"/>
-        </w:rPr>
-        <w:t>30</w:t>
-      </w:r>
-      <w:r>
-        <w:rPr>
-          <w:rFonts w:ascii="Roboto" w:hAnsi="Roboto"/>
-        </w:rPr>
-        <w:t xml:space="preserve"> students</w:t>
-      </w:r>
-    </w:p>
-    <w:p>
-      <w:pPr>
-        <w:spacing w:line="276" w:lineRule="auto"/>
-        <w:rPr>
-          <w:rFonts w:ascii="Roboto" w:hAnsi="Roboto"/>
-          <w:sz w:val="24"/>
-          <w:szCs w:val="24"/>
-        </w:rPr>
-      </w:pPr>
-      <w:r>
-        <w:rPr>
-          <w:rFonts w:ascii="Roboto" w:hAnsi="Roboto"/>
-          <w:b/>
-          <w:bCs/>
-          <w:sz w:val="24"/>
-          <w:szCs w:val="24"/>
-        </w:rPr>
-        <w:t>Backend Developer</w:t>
-      </w:r>
-      <w:r>
-        <w:rPr>
-          <w:rFonts w:ascii="Roboto" w:hAnsi="Roboto"/>
-          <w:b/>
-          <w:bCs/>
-          <w:sz w:val="24"/>
-          <w:szCs w:val="24"/>
-        </w:rPr>
-        <w:t xml:space="preserve">, </w:t>
+        <w:t>Held course discussion sessions for up to 30 students</w:t>
+      </w:r>
+    </w:p>
+    <w:p>
+      <w:pPr>
+        <w:spacing w:line="276" w:lineRule="auto"/>
+        <w:rPr>
+          <w:rFonts w:ascii="Roboto" w:hAnsi="Roboto"/>
+          <w:sz w:val="24"/>
+          <w:szCs w:val="24"/>
+        </w:rPr>
+      </w:pPr>
+      <w:r>
+        <w:rPr>
+          <w:rFonts w:ascii="Roboto" w:hAnsi="Roboto"/>
+          <w:b/>
+          <w:bCs/>
+          <w:sz w:val="24"/>
+          <w:szCs w:val="24"/>
+        </w:rPr>
+        <w:t xml:space="preserve">Backend Developer, </w:t>
       </w:r>
       <w:hyperlink r:id="rId12" w:history="1">
         <w:r>
@@ -1124,31 +1086,7 @@
           <w:sz w:val="24"/>
           <w:szCs w:val="24"/>
         </w:rPr>
-        <w:t xml:space="preserve">, </w:t>
-      </w:r>
-      <w:r>
-        <w:rPr>
-          <w:rFonts w:ascii="Roboto" w:hAnsi="Roboto"/>
-          <w:sz w:val="24"/>
-          <w:szCs w:val="24"/>
-        </w:rPr>
-        <w:t>April</w:t>
-      </w:r>
-      <w:r>
-        <w:rPr>
-          <w:rFonts w:ascii="Roboto" w:hAnsi="Roboto"/>
-          <w:sz w:val="24"/>
-          <w:szCs w:val="24"/>
-        </w:rPr>
-        <w:t xml:space="preserve"> 202</w:t>
-      </w:r>
-      <w:r>
-        <w:rPr>
-          <w:rFonts w:ascii="Roboto" w:hAnsi="Roboto"/>
-          <w:sz w:val="24"/>
-          <w:szCs w:val="24"/>
-        </w:rPr>
-        <w:t>1</w:t>
+        <w:t>, April 2021</w:t>
       </w:r>
     </w:p>
     <w:p>
@@ -1248,17 +1186,7 @@
           <w:sz w:val="24"/>
           <w:szCs w:val="24"/>
         </w:rPr>
-        <w:t>Web</w:t>
-      </w:r>
-      <w:r>
-        <w:rPr>
-          <w:rFonts w:ascii="Roboto" w:hAnsi="Roboto"/>
-          <w:b/>
-          <w:bCs/>
-          <w:sz w:val="24"/>
-          <w:szCs w:val="24"/>
-        </w:rPr>
-        <w:t xml:space="preserve"> Developer, </w:t>
+        <w:t xml:space="preserve">Web Developer, </w:t>
       </w:r>
       <w:r>
         <w:rPr>
@@ -1831,6 +1759,327 @@
     </w:p>
     <w:p>
       <w:pPr>
+        <w:tabs>
+          <w:tab w:val="left" w:pos="5280"/>
+        </w:tabs>
+        <w:spacing w:line="276" w:lineRule="auto"/>
+        <w:rPr>
+          <w:rFonts w:ascii="Roboto" w:hAnsi="Roboto"/>
+          <w:sz w:val="32"/>
+          <w:szCs w:val="32"/>
+          <w:lang w:bidi="fa-IR"/>
+        </w:rPr>
+      </w:pPr>
+      <w:r>
+        <w:rPr>
+          <w:rFonts w:ascii="Roboto" w:hAnsi="Roboto"/>
+          <w:sz w:val="24"/>
+          <w:szCs w:val="24"/>
+          <w:lang w:bidi="fa-IR"/>
+        </w:rPr>
+        <w:t xml:space="preserve">June </w:t>
+      </w:r>
+      <w:r>
+        <w:rPr>
+          <w:rFonts w:ascii="Roboto" w:hAnsi="Roboto"/>
+          <w:sz w:val="24"/>
+          <w:szCs w:val="24"/>
+          <w:lang w:bidi="fa-IR"/>
+        </w:rPr>
+        <w:t xml:space="preserve">2022      </w:t>
+      </w:r>
+      <w:r>
+        <w:rPr>
+          <w:rFonts w:ascii="Roboto" w:hAnsi="Roboto"/>
+          <w:b/>
+          <w:bCs/>
+          <w:sz w:val="26"/>
+          <w:szCs w:val="26"/>
+        </w:rPr>
+        <w:t>Software Design and Architecture Specialization</w:t>
+      </w:r>
+    </w:p>
+    <w:p>
+      <w:pPr>
+        <w:pStyle w:val="ListParagraph"/>
+        <w:numPr>
+          <w:ilvl w:val="0"/>
+          <w:numId w:val="3"/>
+        </w:numPr>
+        <w:spacing w:line="276" w:lineRule="auto"/>
+        <w:rPr>
+          <w:rFonts w:ascii="Roboto" w:hAnsi="Roboto"/>
+          <w:b/>
+          <w:bCs/>
+          <w:sz w:val="24"/>
+          <w:szCs w:val="24"/>
+        </w:rPr>
+      </w:pPr>
+      <w:r>
+        <w:rPr>
+          <w:rFonts w:ascii="Roboto" w:hAnsi="Roboto"/>
+        </w:rPr>
+        <w:t>June</w:t>
+      </w:r>
+      <w:r>
+        <w:rPr>
+          <w:rFonts w:ascii="Roboto" w:hAnsi="Roboto"/>
+        </w:rPr>
+        <w:t xml:space="preserve"> 2022</w:t>
+      </w:r>
+      <w:r>
+        <w:rPr>
+          <w:rFonts w:ascii="Roboto" w:hAnsi="Roboto"/>
+          <w:b/>
+          <w:bCs/>
+        </w:rPr>
+        <w:t xml:space="preserve"> </w:t>
+      </w:r>
+      <w:r>
+        <w:rPr>
+          <w:rFonts w:ascii="Roboto" w:hAnsi="Roboto"/>
+          <w:b/>
+          <w:bCs/>
+          <w:sz w:val="24"/>
+          <w:szCs w:val="24"/>
+        </w:rPr>
+        <w:tab/>
+        <w:t>Service-Oriented Architecture</w:t>
+      </w:r>
+    </w:p>
+    <w:p>
+      <w:pPr>
+        <w:pStyle w:val="ListParagraph"/>
+        <w:tabs>
+          <w:tab w:val="left" w:pos="5280"/>
+        </w:tabs>
+        <w:spacing w:line="276" w:lineRule="auto"/>
+        <w:rPr>
+          <w:rFonts w:ascii="Roboto" w:hAnsi="Roboto"/>
+          <w:lang w:bidi="fa-IR"/>
+        </w:rPr>
+      </w:pPr>
+      <w:r>
+        <w:rPr>
+          <w:rFonts w:ascii="Roboto" w:hAnsi="Roboto"/>
+          <w:lang w:bidi="fa-IR"/>
+        </w:rPr>
+        <w:t>Coursera, University of Alberta, Grade: 0 /100</w:t>
+      </w:r>
+    </w:p>
+    <w:p>
+      <w:pPr>
+        <w:pStyle w:val="ListParagraph"/>
+        <w:numPr>
+          <w:ilvl w:val="0"/>
+          <w:numId w:val="4"/>
+        </w:numPr>
+        <w:spacing w:line="276" w:lineRule="auto"/>
+        <w:rPr>
+          <w:rFonts w:ascii="Roboto" w:hAnsi="Roboto"/>
+          <w:b/>
+          <w:bCs/>
+          <w:sz w:val="24"/>
+          <w:szCs w:val="24"/>
+        </w:rPr>
+      </w:pPr>
+      <w:r>
+        <w:rPr>
+          <w:rFonts w:ascii="Roboto" w:hAnsi="Roboto"/>
+        </w:rPr>
+        <w:t>May</w:t>
+      </w:r>
+      <w:r>
+        <w:rPr>
+          <w:rFonts w:ascii="Roboto" w:hAnsi="Roboto"/>
+        </w:rPr>
+        <w:t xml:space="preserve"> 2022</w:t>
+      </w:r>
+      <w:r>
+        <w:rPr>
+          <w:rFonts w:ascii="Roboto" w:hAnsi="Roboto"/>
+          <w:b/>
+          <w:bCs/>
+        </w:rPr>
+        <w:t xml:space="preserve"> </w:t>
+      </w:r>
+      <w:r>
+        <w:rPr>
+          <w:rFonts w:ascii="Roboto" w:hAnsi="Roboto"/>
+          <w:b/>
+          <w:bCs/>
+          <w:sz w:val="24"/>
+          <w:szCs w:val="24"/>
+        </w:rPr>
+        <w:tab/>
+        <w:t>Software Architecture</w:t>
+      </w:r>
+    </w:p>
+    <w:p>
+      <w:pPr>
+        <w:pStyle w:val="ListParagraph"/>
+        <w:tabs>
+          <w:tab w:val="left" w:pos="5280"/>
+        </w:tabs>
+        <w:spacing w:line="276" w:lineRule="auto"/>
+        <w:rPr>
+          <w:rFonts w:ascii="Roboto" w:hAnsi="Roboto"/>
+          <w:lang w:bidi="fa-IR"/>
+        </w:rPr>
+      </w:pPr>
+      <w:r>
+        <w:rPr>
+          <w:rFonts w:ascii="Roboto" w:hAnsi="Roboto"/>
+          <w:lang w:bidi="fa-IR"/>
+        </w:rPr>
+        <w:t>Coursera, University of Alberta, Grade: 0 /100</w:t>
+      </w:r>
+    </w:p>
+    <w:p>
+      <w:pPr>
+        <w:pStyle w:val="ListParagraph"/>
+        <w:numPr>
+          <w:ilvl w:val="0"/>
+          <w:numId w:val="4"/>
+        </w:numPr>
+        <w:spacing w:line="276" w:lineRule="auto"/>
+        <w:rPr>
+          <w:rFonts w:ascii="Roboto" w:hAnsi="Roboto"/>
+          <w:b/>
+          <w:bCs/>
+          <w:sz w:val="24"/>
+          <w:szCs w:val="24"/>
+        </w:rPr>
+      </w:pPr>
+      <w:r>
+        <w:rPr>
+          <w:rFonts w:ascii="Roboto" w:hAnsi="Roboto"/>
+        </w:rPr>
+        <w:t>Apr</w:t>
+      </w:r>
+      <w:r>
+        <w:rPr>
+          <w:rFonts w:ascii="Roboto" w:hAnsi="Roboto"/>
+        </w:rPr>
+        <w:t xml:space="preserve"> 2022</w:t>
+      </w:r>
+      <w:r>
+        <w:rPr>
+          <w:rFonts w:ascii="Roboto" w:hAnsi="Roboto"/>
+          <w:b/>
+          <w:bCs/>
+        </w:rPr>
+        <w:t xml:space="preserve"> </w:t>
+      </w:r>
+      <w:r>
+        <w:rPr>
+          <w:rFonts w:ascii="Roboto" w:hAnsi="Roboto"/>
+          <w:b/>
+          <w:bCs/>
+          <w:sz w:val="24"/>
+          <w:szCs w:val="24"/>
+        </w:rPr>
+        <w:tab/>
+        <w:t>Design Patterns</w:t>
+      </w:r>
+    </w:p>
+    <w:p>
+      <w:pPr>
+        <w:pStyle w:val="ListParagraph"/>
+        <w:tabs>
+          <w:tab w:val="left" w:pos="5280"/>
+        </w:tabs>
+        <w:spacing w:line="276" w:lineRule="auto"/>
+        <w:rPr>
+          <w:rFonts w:ascii="Roboto" w:hAnsi="Roboto"/>
+          <w:lang w:bidi="fa-IR"/>
+        </w:rPr>
+      </w:pPr>
+      <w:r>
+        <w:rPr>
+          <w:rFonts w:ascii="Roboto" w:hAnsi="Roboto"/>
+          <w:lang w:bidi="fa-IR"/>
+        </w:rPr>
+        <w:t>Coursera, University of Alberta, Grade: 0/100</w:t>
+      </w:r>
+    </w:p>
+    <w:p>
+      <w:pPr>
+        <w:pStyle w:val="ListParagraph"/>
+        <w:numPr>
+          <w:ilvl w:val="0"/>
+          <w:numId w:val="4"/>
+        </w:numPr>
+        <w:spacing w:line="276" w:lineRule="auto"/>
+        <w:rPr>
+          <w:rFonts w:ascii="Roboto" w:hAnsi="Roboto"/>
+          <w:b/>
+          <w:bCs/>
+          <w:sz w:val="24"/>
+          <w:szCs w:val="24"/>
+        </w:rPr>
+      </w:pPr>
+      <w:r>
+        <w:rPr>
+          <w:rFonts w:ascii="Roboto" w:hAnsi="Roboto"/>
+        </w:rPr>
+        <w:t>Mar 2022</w:t>
+      </w:r>
+      <w:r>
+        <w:rPr>
+          <w:rFonts w:ascii="Roboto" w:hAnsi="Roboto"/>
+          <w:b/>
+          <w:bCs/>
+        </w:rPr>
+        <w:t xml:space="preserve"> </w:t>
+      </w:r>
+      <w:r>
+        <w:rPr>
+          <w:rFonts w:ascii="Roboto" w:hAnsi="Roboto"/>
+          <w:b/>
+          <w:bCs/>
+          <w:sz w:val="24"/>
+          <w:szCs w:val="24"/>
+        </w:rPr>
+        <w:tab/>
+      </w:r>
+      <w:hyperlink r:id="rId13" w:history="1">
+        <w:r>
+          <w:rPr>
+            <w:rStyle w:val="Hyperlink"/>
+            <w:rFonts w:ascii="Roboto" w:hAnsi="Roboto"/>
+            <w:b/>
+            <w:bCs/>
+            <w:sz w:val="24"/>
+            <w:szCs w:val="24"/>
+            <w:u w:val="none"/>
+          </w:rPr>
+          <w:t>Object-Oriented Design</w:t>
+        </w:r>
+      </w:hyperlink>
+    </w:p>
+    <w:p>
+      <w:pPr>
+        <w:pStyle w:val="ListParagraph"/>
+        <w:tabs>
+          <w:tab w:val="left" w:pos="5280"/>
+        </w:tabs>
+        <w:spacing w:line="276" w:lineRule="auto"/>
+        <w:rPr>
+          <w:rFonts w:ascii="Roboto" w:hAnsi="Roboto"/>
+          <w:lang w:bidi="fa-IR"/>
+        </w:rPr>
+      </w:pPr>
+      <w:r>
+        <w:rPr>
+          <w:rFonts w:ascii="Roboto" w:hAnsi="Roboto"/>
+          <w:lang w:bidi="fa-IR"/>
+        </w:rPr>
+        <w:t>Coursera, University of Alberta, Grade: 95.80/100</w:t>
+      </w:r>
+    </w:p>
+    <w:p>
+      <w:pPr>
         <w:spacing w:line="240" w:lineRule="auto"/>
         <w:rPr>
           <w:rFonts w:ascii="Roboto" w:hAnsi="Roboto"/>
@@ -1843,6 +2092,120 @@
       <w:r>
         <w:rPr>
           <w:rFonts w:ascii="Roboto" w:hAnsi="Roboto"/>
+          <w:sz w:val="24"/>
+          <w:szCs w:val="24"/>
+        </w:rPr>
+        <w:t>Mar 2022</w:t>
+      </w:r>
+      <w:r>
+        <w:rPr>
+          <w:rFonts w:ascii="Roboto" w:hAnsi="Roboto"/>
+          <w:b/>
+          <w:bCs/>
+        </w:rPr>
+        <w:t xml:space="preserve"> </w:t>
+      </w:r>
+      <w:r>
+        <w:rPr>
+          <w:rFonts w:ascii="Roboto" w:hAnsi="Roboto"/>
+          <w:b/>
+          <w:bCs/>
+          <w:sz w:val="24"/>
+          <w:szCs w:val="24"/>
+        </w:rPr>
+        <w:tab/>
+      </w:r>
+      <w:hyperlink r:id="rId14" w:history="1">
+        <w:r>
+          <w:rPr>
+            <w:rStyle w:val="Hyperlink"/>
+            <w:rFonts w:ascii="Roboto" w:hAnsi="Roboto"/>
+            <w:b/>
+            <w:bCs/>
+            <w:sz w:val="26"/>
+            <w:szCs w:val="26"/>
+            <w:u w:val="none"/>
+          </w:rPr>
+          <w:t>How to Manage a Remote Team</w:t>
+        </w:r>
+      </w:hyperlink>
+    </w:p>
+    <w:p>
+      <w:pPr>
+        <w:spacing w:line="240" w:lineRule="auto"/>
+        <w:ind w:left="1440"/>
+        <w:rPr>
+          <w:rFonts w:ascii="Roboto" w:hAnsi="Roboto"/>
+          <w:b/>
+          <w:bCs/>
+          <w:sz w:val="24"/>
+          <w:szCs w:val="24"/>
+        </w:rPr>
+      </w:pPr>
+      <w:r>
+        <w:rPr>
+          <w:rFonts w:ascii="Roboto" w:hAnsi="Roboto"/>
+          <w:lang w:bidi="fa-IR"/>
+        </w:rPr>
+        <w:t>Coursera, GitLab, Grade: 96.57/100</w:t>
+      </w:r>
+    </w:p>
+    <w:p>
+      <w:pPr>
+        <w:tabs>
+          <w:tab w:val="left" w:pos="5280"/>
+        </w:tabs>
+        <w:spacing w:line="276" w:lineRule="auto"/>
+        <w:rPr>
+          <w:rFonts w:ascii="Roboto" w:hAnsi="Roboto"/>
+          <w:sz w:val="32"/>
+          <w:szCs w:val="32"/>
+          <w:lang w:bidi="fa-IR"/>
+        </w:rPr>
+      </w:pPr>
+      <w:r>
+        <w:rPr>
+          <w:rFonts w:ascii="Roboto" w:hAnsi="Roboto"/>
+          <w:sz w:val="24"/>
+          <w:szCs w:val="24"/>
+          <w:lang w:bidi="fa-IR"/>
+        </w:rPr>
+        <w:t xml:space="preserve">Feb 2022      </w:t>
+      </w:r>
+      <w:hyperlink r:id="rId15" w:history="1">
+        <w:r>
+          <w:rPr>
+            <w:rStyle w:val="Hyperlink"/>
+            <w:rFonts w:ascii="Roboto" w:hAnsi="Roboto"/>
+            <w:b/>
+            <w:bCs/>
+            <w:sz w:val="26"/>
+            <w:szCs w:val="26"/>
+            <w:u w:val="none"/>
+          </w:rPr>
+          <w:t>Web Applications for Everybody Specialization</w:t>
+        </w:r>
+      </w:hyperlink>
+    </w:p>
+    <w:p>
+      <w:pPr>
+        <w:pStyle w:val="ListParagraph"/>
+        <w:numPr>
+          <w:ilvl w:val="0"/>
+          <w:numId w:val="3"/>
+        </w:numPr>
+        <w:spacing w:line="276" w:lineRule="auto"/>
+        <w:rPr>
+          <w:rFonts w:ascii="Roboto" w:hAnsi="Roboto"/>
+          <w:b/>
+          <w:bCs/>
+          <w:sz w:val="24"/>
+          <w:szCs w:val="24"/>
+        </w:rPr>
+      </w:pPr>
+      <w:r>
+        <w:rPr>
+          <w:rFonts w:ascii="Roboto" w:hAnsi="Roboto"/>
         </w:rPr>
         <w:t>Feb 2022</w:t>
       </w:r>
@@ -1864,7 +2227,82 @@
         </w:rPr>
         <w:tab/>
       </w:r>
-      <w:hyperlink r:id="rId13" w:history="1">
+      <w:hyperlink r:id="rId16" w:history="1">
+        <w:r>
+          <w:rPr>
+            <w:rStyle w:val="Hyperlink"/>
+            <w:rFonts w:ascii="Roboto" w:hAnsi="Roboto"/>
+            <w:b/>
+            <w:bCs/>
+            <w:sz w:val="24"/>
+            <w:szCs w:val="24"/>
+            <w:u w:val="none"/>
+          </w:rPr>
+          <w:t>JavaScript, JQuery, and JSON</w:t>
+        </w:r>
+      </w:hyperlink>
+    </w:p>
+    <w:p>
+      <w:pPr>
+        <w:pStyle w:val="ListParagraph"/>
+        <w:tabs>
+          <w:tab w:val="left" w:pos="5280"/>
+        </w:tabs>
+        <w:spacing w:line="276" w:lineRule="auto"/>
+        <w:rPr>
+          <w:rFonts w:ascii="Roboto" w:hAnsi="Roboto"/>
+          <w:lang w:bidi="fa-IR"/>
+        </w:rPr>
+      </w:pPr>
+      <w:r>
+        <w:rPr>
+          <w:rFonts w:ascii="Roboto" w:hAnsi="Roboto"/>
+          <w:lang w:bidi="fa-IR"/>
+        </w:rPr>
+        <w:t>Coursera, University of Michigan, Grade: 100 /100</w:t>
+      </w:r>
+    </w:p>
+    <w:p>
+      <w:pPr>
+        <w:pStyle w:val="ListParagraph"/>
+        <w:numPr>
+          <w:ilvl w:val="0"/>
+          <w:numId w:val="4"/>
+        </w:numPr>
+        <w:spacing w:line="276" w:lineRule="auto"/>
+        <w:rPr>
+          <w:rFonts w:ascii="Roboto" w:hAnsi="Roboto"/>
+          <w:b/>
+          <w:bCs/>
+          <w:sz w:val="24"/>
+          <w:szCs w:val="24"/>
+        </w:rPr>
+      </w:pPr>
+      <w:r>
+        <w:rPr>
+          <w:rFonts w:ascii="Roboto" w:hAnsi="Roboto"/>
+        </w:rPr>
+        <w:t>Feb 2022</w:t>
+      </w:r>
+      <w:r>
+        <w:rPr>
+          <w:rFonts w:ascii="Roboto" w:hAnsi="Roboto"/>
+          <w:b/>
+          <w:bCs/>
+        </w:rPr>
+        <w:t xml:space="preserve"> </w:t>
+      </w:r>
+      <w:r>
+        <w:rPr>
+          <w:rFonts w:ascii="Roboto" w:hAnsi="Roboto"/>
+          <w:b/>
+          <w:bCs/>
+          <w:sz w:val="24"/>
+          <w:szCs w:val="24"/>
+        </w:rPr>
+        <w:tab/>
+      </w:r>
+      <w:hyperlink r:id="rId17" w:history="1">
         <w:r>
           <w:rPr>
             <w:rStyle w:val="Hyperlink"/>
@@ -1878,40 +2316,35 @@
           <w:t>Building Database Applications in PHP</w:t>
         </w:r>
       </w:hyperlink>
-      <w:r>
-        <w:rPr>
-          <w:rFonts w:ascii="Roboto" w:hAnsi="Roboto"/>
-          <w:b/>
-          <w:bCs/>
-          <w:sz w:val="24"/>
-          <w:szCs w:val="24"/>
-        </w:rPr>
-        <w:t xml:space="preserve"> </w:t>
-      </w:r>
-    </w:p>
-    <w:p>
-      <w:pPr>
+    </w:p>
+    <w:p>
+      <w:pPr>
+        <w:pStyle w:val="ListParagraph"/>
         <w:tabs>
           <w:tab w:val="left" w:pos="5280"/>
         </w:tabs>
-        <w:spacing w:line="240" w:lineRule="auto"/>
-        <w:ind w:left="1440"/>
-        <w:rPr>
-          <w:rFonts w:ascii="Roboto" w:hAnsi="Roboto"/>
-          <w:lang w:bidi="fa-IR"/>
-        </w:rPr>
-      </w:pPr>
-      <w:r>
-        <w:rPr>
-          <w:rFonts w:ascii="Roboto" w:hAnsi="Roboto"/>
-          <w:lang w:bidi="fa-IR"/>
-        </w:rPr>
-        <w:t>Coursera, Grade: 100 /100</w:t>
-      </w:r>
-    </w:p>
-    <w:p>
-      <w:pPr>
-        <w:spacing w:line="240" w:lineRule="auto"/>
+        <w:spacing w:line="276" w:lineRule="auto"/>
+        <w:rPr>
+          <w:rFonts w:ascii="Roboto" w:hAnsi="Roboto"/>
+          <w:lang w:bidi="fa-IR"/>
+        </w:rPr>
+      </w:pPr>
+      <w:r>
+        <w:rPr>
+          <w:rFonts w:ascii="Roboto" w:hAnsi="Roboto"/>
+          <w:lang w:bidi="fa-IR"/>
+        </w:rPr>
+        <w:t>Coursera, University of Michigan, Grade: 100 /100</w:t>
+      </w:r>
+    </w:p>
+    <w:p>
+      <w:pPr>
+        <w:pStyle w:val="ListParagraph"/>
+        <w:numPr>
+          <w:ilvl w:val="0"/>
+          <w:numId w:val="4"/>
+        </w:numPr>
+        <w:spacing w:line="276" w:lineRule="auto"/>
         <w:rPr>
           <w:rFonts w:ascii="Roboto" w:hAnsi="Roboto"/>
           <w:b/>
@@ -1944,77 +2377,7 @@
         </w:rPr>
         <w:tab/>
       </w:r>
-      <w:hyperlink r:id="rId14" w:history="1">
-        <w:r>
-          <w:rPr>
-            <w:rStyle w:val="Hyperlink"/>
-            <w:rFonts w:ascii="Roboto" w:hAnsi="Roboto"/>
-            <w:b/>
-            <w:bCs/>
-            <w:sz w:val="24"/>
-            <w:szCs w:val="24"/>
-            <w:u w:val="none"/>
-          </w:rPr>
-          <w:t>SQL for Data Science</w:t>
-        </w:r>
-      </w:hyperlink>
-    </w:p>
-    <w:p>
-      <w:pPr>
-        <w:tabs>
-          <w:tab w:val="left" w:pos="5280"/>
-        </w:tabs>
-        <w:spacing w:line="240" w:lineRule="auto"/>
-        <w:ind w:left="1440"/>
-        <w:rPr>
-          <w:rFonts w:ascii="Roboto" w:hAnsi="Roboto"/>
-          <w:lang w:bidi="fa-IR"/>
-        </w:rPr>
-      </w:pPr>
-      <w:r>
-        <w:rPr>
-          <w:rFonts w:ascii="Roboto" w:hAnsi="Roboto"/>
-          <w:lang w:bidi="fa-IR"/>
-        </w:rPr>
-        <w:t>Coursera, Grade: 91.1/100</w:t>
-      </w:r>
-    </w:p>
-    <w:p>
-      <w:pPr>
-        <w:spacing w:line="240" w:lineRule="auto"/>
-        <w:rPr>
-          <w:rFonts w:ascii="Roboto" w:hAnsi="Roboto"/>
-          <w:b/>
-          <w:bCs/>
-          <w:sz w:val="24"/>
-          <w:szCs w:val="24"/>
-        </w:rPr>
-      </w:pPr>
-      <w:r>
-        <w:rPr>
-          <w:rFonts w:ascii="Roboto" w:hAnsi="Roboto"/>
-        </w:rPr>
-        <w:t>Dec 2021</w:t>
-      </w:r>
-      <w:r>
-        <w:rPr>
-          <w:rFonts w:ascii="Roboto" w:hAnsi="Roboto"/>
-          <w:b/>
-          <w:bCs/>
-        </w:rPr>
-        <w:t xml:space="preserve"> </w:t>
-      </w:r>
-      <w:r>
-        <w:rPr>
-          <w:rFonts w:ascii="Roboto" w:hAnsi="Roboto"/>
-          <w:b/>
-          <w:bCs/>
-          <w:sz w:val="24"/>
-          <w:szCs w:val="24"/>
-        </w:rPr>
-        <w:tab/>
-      </w:r>
-      <w:hyperlink r:id="rId15" w:history="1">
+      <w:hyperlink r:id="rId18" w:history="1">
         <w:r>
           <w:rPr>
             <w:rStyle w:val="Hyperlink"/>
@@ -2028,40 +2391,35 @@
           <w:t>Introduction to Structed Query Language (SQL)</w:t>
         </w:r>
       </w:hyperlink>
-      <w:r>
-        <w:rPr>
-          <w:rFonts w:ascii="Roboto" w:hAnsi="Roboto"/>
-          <w:b/>
-          <w:bCs/>
-          <w:sz w:val="24"/>
-          <w:szCs w:val="24"/>
-        </w:rPr>
-        <w:t xml:space="preserve"> </w:t>
-      </w:r>
-    </w:p>
-    <w:p>
-      <w:pPr>
+    </w:p>
+    <w:p>
+      <w:pPr>
+        <w:pStyle w:val="ListParagraph"/>
         <w:tabs>
           <w:tab w:val="left" w:pos="5280"/>
         </w:tabs>
-        <w:spacing w:line="240" w:lineRule="auto"/>
-        <w:ind w:left="1440"/>
-        <w:rPr>
-          <w:rFonts w:ascii="Roboto" w:hAnsi="Roboto"/>
-          <w:lang w:bidi="fa-IR"/>
-        </w:rPr>
-      </w:pPr>
-      <w:r>
-        <w:rPr>
-          <w:rFonts w:ascii="Roboto" w:hAnsi="Roboto"/>
-          <w:lang w:bidi="fa-IR"/>
-        </w:rPr>
-        <w:t>Coursera, Grade: 100/100</w:t>
-      </w:r>
-    </w:p>
-    <w:p>
-      <w:pPr>
-        <w:spacing w:line="240" w:lineRule="auto"/>
+        <w:spacing w:line="276" w:lineRule="auto"/>
+        <w:rPr>
+          <w:rFonts w:ascii="Roboto" w:hAnsi="Roboto"/>
+          <w:lang w:bidi="fa-IR"/>
+        </w:rPr>
+      </w:pPr>
+      <w:r>
+        <w:rPr>
+          <w:rFonts w:ascii="Roboto" w:hAnsi="Roboto"/>
+          <w:lang w:bidi="fa-IR"/>
+        </w:rPr>
+        <w:t>Coursera, University of Michigan, Grade: 100/100</w:t>
+      </w:r>
+    </w:p>
+    <w:p>
+      <w:pPr>
+        <w:pStyle w:val="ListParagraph"/>
+        <w:numPr>
+          <w:ilvl w:val="0"/>
+          <w:numId w:val="4"/>
+        </w:numPr>
+        <w:spacing w:line="276" w:lineRule="auto"/>
         <w:rPr>
           <w:rFonts w:ascii="Roboto" w:hAnsi="Roboto"/>
           <w:b/>
@@ -2094,7 +2452,7 @@
         </w:rPr>
         <w:tab/>
       </w:r>
-      <w:hyperlink r:id="rId16" w:history="1">
+      <w:hyperlink r:id="rId19" w:history="1">
         <w:r>
           <w:rPr>
             <w:rStyle w:val="Hyperlink"/>
@@ -2108,16 +2466,79 @@
           <w:t>Building Web Applications in PHP</w:t>
         </w:r>
       </w:hyperlink>
-      <w:r>
-        <w:rPr>
-          <w:rFonts w:ascii="Roboto" w:hAnsi="Roboto"/>
-          <w:b/>
-          <w:bCs/>
-          <w:sz w:val="24"/>
-          <w:szCs w:val="24"/>
+    </w:p>
+    <w:p>
+      <w:pPr>
+        <w:pStyle w:val="ListParagraph"/>
+        <w:tabs>
+          <w:tab w:val="left" w:pos="5280"/>
+        </w:tabs>
+        <w:spacing w:line="276" w:lineRule="auto"/>
+        <w:rPr>
+          <w:rFonts w:ascii="Roboto" w:hAnsi="Roboto"/>
+          <w:lang w:bidi="fa-IR"/>
+        </w:rPr>
+      </w:pPr>
+      <w:r>
+        <w:rPr>
+          <w:rFonts w:ascii="Roboto" w:hAnsi="Roboto"/>
+          <w:lang w:bidi="fa-IR"/>
+        </w:rPr>
+        <w:t>Coursera, University of Michigan, Grade: 100/100</w:t>
+      </w:r>
+    </w:p>
+    <w:p>
+      <w:pPr>
+        <w:spacing w:line="240" w:lineRule="auto"/>
+        <w:rPr>
+          <w:rFonts w:ascii="Roboto" w:hAnsi="Roboto"/>
+          <w:b/>
+          <w:bCs/>
+          <w:color w:val="0563C1" w:themeColor="hyperlink"/>
+          <w:sz w:val="26"/>
+          <w:szCs w:val="26"/>
+        </w:rPr>
+      </w:pPr>
+      <w:r>
+        <w:rPr>
+          <w:rFonts w:ascii="Roboto" w:hAnsi="Roboto"/>
+          <w:sz w:val="24"/>
+          <w:szCs w:val="24"/>
+        </w:rPr>
+        <w:t>Dec 2021</w:t>
+      </w:r>
+      <w:r>
+        <w:rPr>
+          <w:rFonts w:ascii="Roboto" w:hAnsi="Roboto"/>
+          <w:b/>
+          <w:bCs/>
         </w:rPr>
         <w:t xml:space="preserve"> </w:t>
       </w:r>
+      <w:r>
+        <w:rPr>
+          <w:rFonts w:ascii="Roboto" w:hAnsi="Roboto"/>
+          <w:b/>
+          <w:bCs/>
+          <w:sz w:val="24"/>
+          <w:szCs w:val="24"/>
+        </w:rPr>
+        <w:tab/>
+      </w:r>
+      <w:hyperlink r:id="rId20" w:history="1">
+        <w:r>
+          <w:rPr>
+            <w:rStyle w:val="Hyperlink"/>
+            <w:rFonts w:ascii="Roboto" w:hAnsi="Roboto"/>
+            <w:b/>
+            <w:bCs/>
+            <w:sz w:val="26"/>
+            <w:szCs w:val="26"/>
+            <w:u w:val="none"/>
+          </w:rPr>
+          <w:t>SQL for Data Science</w:t>
+        </w:r>
+      </w:hyperlink>
     </w:p>
     <w:p>
       <w:pPr>
@@ -2136,95 +2557,7 @@
           <w:rFonts w:ascii="Roboto" w:hAnsi="Roboto"/>
           <w:lang w:bidi="fa-IR"/>
         </w:rPr>
-        <w:t>Coursera, Grade: 91.10/100</w:t>
-      </w:r>
-    </w:p>
-    <w:p>
-      <w:pPr>
-        <w:tabs>
-          <w:tab w:val="left" w:pos="5280"/>
-        </w:tabs>
-        <w:spacing w:line="240" w:lineRule="auto"/>
-        <w:ind w:left="1440"/>
-        <w:rPr>
-          <w:rFonts w:ascii="Roboto" w:hAnsi="Roboto"/>
-          <w:sz w:val="24"/>
-          <w:szCs w:val="24"/>
-          <w:lang w:bidi="fa-IR"/>
-        </w:rPr>
-      </w:pPr>
-      <w:r>
-        <w:rPr>
-          <w:b/>
-          <w:bCs/>
-          <w:noProof/>
-          <w:sz w:val="20"/>
-          <w:szCs w:val="20"/>
-        </w:rPr>
-        <mc:AlternateContent>
-          <mc:Choice Requires="wps">
-            <w:drawing>
-              <wp:anchor distT="0" distB="0" distL="114300" distR="114300" simplePos="0" relativeHeight="251661312" behindDoc="0" locked="0" layoutInCell="1" allowOverlap="1" wp14:anchorId="3F18188A" wp14:editId="1A724DC3">
-                <wp:simplePos x="0" y="0"/>
-                <wp:positionH relativeFrom="column">
-                  <wp:posOffset>-342900</wp:posOffset>
-                </wp:positionH>
-                <wp:positionV relativeFrom="paragraph">
-                  <wp:posOffset>154940</wp:posOffset>
-                </wp:positionV>
-                <wp:extent cx="6638290" cy="0"/>
-                <wp:effectExtent l="0" t="0" r="0" b="0"/>
-                <wp:wrapNone/>
-                <wp:docPr id="2" name="Straight Connector 2"/>
-                <wp:cNvGraphicFramePr/>
-                <a:graphic xmlns:a="http://schemas.openxmlformats.org/drawingml/2006/main">
-                  <a:graphicData uri="http://schemas.microsoft.com/office/word/2010/wordprocessingShape">
-                    <wps:wsp>
-                      <wps:cNvCnPr/>
-                      <wps:spPr>
-                        <a:xfrm flipV="1">
-                          <a:off x="0" y="0"/>
-                          <a:ext cx="6638290" cy="0"/>
-                        </a:xfrm>
-                        <a:prstGeom prst="line">
-                          <a:avLst/>
-                        </a:prstGeom>
-                      </wps:spPr>
-                      <wps:style>
-                        <a:lnRef idx="1">
-                          <a:schemeClr val="dk1"/>
-                        </a:lnRef>
-                        <a:fillRef idx="0">
-                          <a:schemeClr val="dk1"/>
-                        </a:fillRef>
-                        <a:effectRef idx="0">
-                          <a:schemeClr val="dk1"/>
-                        </a:effectRef>
-                        <a:fontRef idx="minor">
-                          <a:schemeClr val="tx1"/>
-                        </a:fontRef>
-                      </wps:style>
-                      <wps:bodyPr/>
-                    </wps:wsp>
-                  </a:graphicData>
-                </a:graphic>
-                <wp14:sizeRelH relativeFrom="margin">
-                  <wp14:pctWidth>0</wp14:pctWidth>
-                </wp14:sizeRelH>
-                <wp14:sizeRelV relativeFrom="margin">
-                  <wp14:pctHeight>0</wp14:pctHeight>
-                </wp14:sizeRelV>
-              </wp:anchor>
-            </w:drawing>
-          </mc:Choice>
-          <mc:Fallback>
-            <w:pict>
-              <v:line w14:anchorId="32DD929A" id="Straight Connector 2" o:spid="_x0000_s1026" style="position:absolute;flip:y;z-index:251661312;visibility:visible;mso-wrap-style:square;mso-width-percent:0;mso-height-percent:0;mso-wrap-distance-left:9pt;mso-wrap-distance-top:0;mso-wrap-distance-right:9pt;mso-wrap-distance-bottom:0;mso-position-horizontal:absolute;mso-position-horizontal-relative:text;mso-position-vertical:absolute;mso-position-vertical-relative:text;mso-width-percent:0;mso-height-percent:0;mso-width-relative:margin;mso-height-relative:margin" from="-27pt,12.2pt" to="495.7pt,12.2pt" o:gfxdata="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" strokecolor="black [3200]" strokeweight=".5pt">
-                <v:stroke joinstyle="miter"/>
-              </v:line>
-            </w:pict>
-          </mc:Fallback>
-        </mc:AlternateContent>
+        <w:t>Coursera, University of California, Davis, Grade: 91.10/100</w:t>
       </w:r>
     </w:p>
     <w:p>
@@ -2251,6 +2584,7 @@
           <w:szCs w:val="28"/>
           <w:lang w:bidi="fa-IR"/>
         </w:rPr>
+        <w:lastRenderedPageBreak/>
         <w:t>LANGUAGE PROFICIENCY</w:t>
       </w:r>
     </w:p>
@@ -2541,6 +2875,232 @@
     </w:lvl>
   </w:abstractNum>
   <w:abstractNum w:abstractNumId="1" w15:restartNumberingAfterBreak="0">
+    <w:nsid w:val="299B612C"/>
+    <w:multiLevelType w:val="hybridMultilevel"/>
+    <w:tmpl w:val="4B602B2C"/>
+    <w:lvl w:ilvl="0" w:tplc="04090001">
+      <w:start w:val="1"/>
+      <w:numFmt w:val="bullet"/>
+      <w:lvlText w:val=""/>
+      <w:lvlJc w:val="left"/>
+      <w:pPr>
+        <w:ind w:left="720" w:hanging="360"/>
+      </w:pPr>
+      <w:rPr>
+        <w:rFonts w:ascii="Symbol" w:hAnsi="Symbol" w:hint="default"/>
+      </w:rPr>
+    </w:lvl>
+    <w:lvl w:ilvl="1" w:tplc="04090003">
+      <w:start w:val="1"/>
+      <w:numFmt w:val="bullet"/>
+      <w:lvlText w:val="o"/>
+      <w:lvlJc w:val="left"/>
+      <w:pPr>
+        <w:ind w:left="1440" w:hanging="360"/>
+      </w:pPr>
+      <w:rPr>
+        <w:rFonts w:ascii="Courier New" w:hAnsi="Courier New" w:cs="Courier New" w:hint="default"/>
+      </w:rPr>
+    </w:lvl>
+    <w:lvl w:ilvl="2" w:tplc="04090005">
+      <w:start w:val="1"/>
+      <w:numFmt w:val="bullet"/>
+      <w:lvlText w:val=""/>
+      <w:lvlJc w:val="left"/>
+      <w:pPr>
+        <w:ind w:left="2160" w:hanging="360"/>
+      </w:pPr>
+      <w:rPr>
+        <w:rFonts w:ascii="Wingdings" w:hAnsi="Wingdings" w:hint="default"/>
+      </w:rPr>
+    </w:lvl>
+    <w:lvl w:ilvl="3" w:tplc="04090001">
+      <w:start w:val="1"/>
+      <w:numFmt w:val="bullet"/>
+      <w:lvlText w:val=""/>
+      <w:lvlJc w:val="left"/>
+      <w:pPr>
+        <w:ind w:left="2880" w:hanging="360"/>
+      </w:pPr>
+      <w:rPr>
+        <w:rFonts w:ascii="Symbol" w:hAnsi="Symbol" w:hint="default"/>
+      </w:rPr>
+    </w:lvl>
+    <w:lvl w:ilvl="4" w:tplc="04090003">
+      <w:start w:val="1"/>
+      <w:numFmt w:val="bullet"/>
+      <w:lvlText w:val="o"/>
+      <w:lvlJc w:val="left"/>
+      <w:pPr>
+        <w:ind w:left="3600" w:hanging="360"/>
+      </w:pPr>
+      <w:rPr>
+        <w:rFonts w:ascii="Courier New" w:hAnsi="Courier New" w:cs="Courier New" w:hint="default"/>
+      </w:rPr>
+    </w:lvl>
+    <w:lvl w:ilvl="5" w:tplc="04090005">
+      <w:start w:val="1"/>
+      <w:numFmt w:val="bullet"/>
+      <w:lvlText w:val=""/>
+      <w:lvlJc w:val="left"/>
+      <w:pPr>
+        <w:ind w:left="4320" w:hanging="360"/>
+      </w:pPr>
+      <w:rPr>
+        <w:rFonts w:ascii="Wingdings" w:hAnsi="Wingdings" w:hint="default"/>
+      </w:rPr>
+    </w:lvl>
+    <w:lvl w:ilvl="6" w:tplc="04090001">
+      <w:start w:val="1"/>
+      <w:numFmt w:val="bullet"/>
+      <w:lvlText w:val=""/>
+      <w:lvlJc w:val="left"/>
+      <w:pPr>
+        <w:ind w:left="5040" w:hanging="360"/>
+      </w:pPr>
+      <w:rPr>
+        <w:rFonts w:ascii="Symbol" w:hAnsi="Symbol" w:hint="default"/>
+      </w:rPr>
+    </w:lvl>
+    <w:lvl w:ilvl="7" w:tplc="04090003">
+      <w:start w:val="1"/>
+      <w:numFmt w:val="bullet"/>
+      <w:lvlText w:val="o"/>
+      <w:lvlJc w:val="left"/>
+      <w:pPr>
+        <w:ind w:left="5760" w:hanging="360"/>
+      </w:pPr>
+      <w:rPr>
+        <w:rFonts w:ascii="Courier New" w:hAnsi="Courier New" w:cs="Courier New" w:hint="default"/>
+      </w:rPr>
+    </w:lvl>
+    <w:lvl w:ilvl="8" w:tplc="04090005">
+      <w:start w:val="1"/>
+      <w:numFmt w:val="bullet"/>
+      <w:lvlText w:val=""/>
+      <w:lvlJc w:val="left"/>
+      <w:pPr>
+        <w:ind w:left="6480" w:hanging="360"/>
+      </w:pPr>
+      <w:rPr>
+        <w:rFonts w:ascii="Wingdings" w:hAnsi="Wingdings" w:hint="default"/>
+      </w:rPr>
+    </w:lvl>
+  </w:abstractNum>
+  <w:abstractNum w:abstractNumId="2" w15:restartNumberingAfterBreak="0">
+    <w:nsid w:val="6F2B0389"/>
+    <w:multiLevelType w:val="hybridMultilevel"/>
+    <w:tmpl w:val="502E43C2"/>
+    <w:lvl w:ilvl="0" w:tplc="04090001">
+      <w:start w:val="1"/>
+      <w:numFmt w:val="bullet"/>
+      <w:lvlText w:val=""/>
+      <w:lvlJc w:val="left"/>
+      <w:pPr>
+        <w:ind w:left="720" w:hanging="360"/>
+      </w:pPr>
+      <w:rPr>
+        <w:rFonts w:ascii="Symbol" w:hAnsi="Symbol" w:hint="default"/>
+      </w:rPr>
+    </w:lvl>
+    <w:lvl w:ilvl="1" w:tplc="04090003">
+      <w:start w:val="1"/>
+      <w:numFmt w:val="bullet"/>
+      <w:lvlText w:val="o"/>
+      <w:lvlJc w:val="left"/>
+      <w:pPr>
+        <w:ind w:left="1440" w:hanging="360"/>
+      </w:pPr>
+      <w:rPr>
+        <w:rFonts w:ascii="Courier New" w:hAnsi="Courier New" w:cs="Courier New" w:hint="default"/>
+      </w:rPr>
+    </w:lvl>
+    <w:lvl w:ilvl="2" w:tplc="04090005">
+      <w:start w:val="1"/>
+      <w:numFmt w:val="bullet"/>
+      <w:lvlText w:val=""/>
+      <w:lvlJc w:val="left"/>
+      <w:pPr>
+        <w:ind w:left="2160" w:hanging="360"/>
+      </w:pPr>
+      <w:rPr>
+        <w:rFonts w:ascii="Wingdings" w:hAnsi="Wingdings" w:hint="default"/>
+      </w:rPr>
+    </w:lvl>
+    <w:lvl w:ilvl="3" w:tplc="04090001">
+      <w:start w:val="1"/>
+      <w:numFmt w:val="bullet"/>
+      <w:lvlText w:val=""/>
+      <w:lvlJc w:val="left"/>
+      <w:pPr>
+        <w:ind w:left="2880" w:hanging="360"/>
+      </w:pPr>
+      <w:rPr>
+        <w:rFonts w:ascii="Symbol" w:hAnsi="Symbol" w:hint="default"/>
+      </w:rPr>
+    </w:lvl>
+    <w:lvl w:ilvl="4" w:tplc="04090003">
+      <w:start w:val="1"/>
+      <w:numFmt w:val="bullet"/>
+      <w:lvlText w:val="o"/>
+      <w:lvlJc w:val="left"/>
+      <w:pPr>
+        <w:ind w:left="3600" w:hanging="360"/>
+      </w:pPr>
+      <w:rPr>
+        <w:rFonts w:ascii="Courier New" w:hAnsi="Courier New" w:cs="Courier New" w:hint="default"/>
+      </w:rPr>
+    </w:lvl>
+    <w:lvl w:ilvl="5" w:tplc="04090005">
+      <w:start w:val="1"/>
+      <w:numFmt w:val="bullet"/>
+      <w:lvlText w:val=""/>
+      <w:lvlJc w:val="left"/>
+      <w:pPr>
+        <w:ind w:left="4320" w:hanging="360"/>
+      </w:pPr>
+      <w:rPr>
+        <w:rFonts w:ascii="Wingdings" w:hAnsi="Wingdings" w:hint="default"/>
+      </w:rPr>
+    </w:lvl>
+    <w:lvl w:ilvl="6" w:tplc="04090001">
+      <w:start w:val="1"/>
+      <w:numFmt w:val="bullet"/>
+      <w:lvlText w:val=""/>
+      <w:lvlJc w:val="left"/>
+      <w:pPr>
+        <w:ind w:left="5040" w:hanging="360"/>
+      </w:pPr>
+      <w:rPr>
+        <w:rFonts w:ascii="Symbol" w:hAnsi="Symbol" w:hint="default"/>
+      </w:rPr>
+    </w:lvl>
+    <w:lvl w:ilvl="7" w:tplc="04090003">
+      <w:start w:val="1"/>
+      <w:numFmt w:val="bullet"/>
+      <w:lvlText w:val="o"/>
+      <w:lvlJc w:val="left"/>
+      <w:pPr>
+        <w:ind w:left="5760" w:hanging="360"/>
+      </w:pPr>
+      <w:rPr>
+        <w:rFonts w:ascii="Courier New" w:hAnsi="Courier New" w:cs="Courier New" w:hint="default"/>
+      </w:rPr>
+    </w:lvl>
+    <w:lvl w:ilvl="8" w:tplc="04090005">
+      <w:start w:val="1"/>
+      <w:numFmt w:val="bullet"/>
+      <w:lvlText w:val=""/>
+      <w:lvlJc w:val="left"/>
+      <w:pPr>
+        <w:ind w:left="6480" w:hanging="360"/>
+      </w:pPr>
+      <w:rPr>
+        <w:rFonts w:ascii="Wingdings" w:hAnsi="Wingdings" w:hint="default"/>
+      </w:rPr>
+    </w:lvl>
+  </w:abstractNum>
+  <w:abstractNum w:abstractNumId="3" w15:restartNumberingAfterBreak="0">
     <w:nsid w:val="76EC1729"/>
     <w:multiLevelType w:val="hybridMultilevel"/>
     <w:tmpl w:val="486A5722"/>
@@ -2657,7 +3217,31 @@
     <w:abstractNumId w:val="0"/>
   </w:num>
   <w:num w:numId="2">
+    <w:abstractNumId w:val="3"/>
+  </w:num>
+  <w:num w:numId="3">
     <w:abstractNumId w:val="1"/>
+    <w:lvlOverride w:ilvl="0"/>
+    <w:lvlOverride w:ilvl="1"/>
+    <w:lvlOverride w:ilvl="2"/>
+    <w:lvlOverride w:ilvl="3"/>
+    <w:lvlOverride w:ilvl="4"/>
+    <w:lvlOverride w:ilvl="5"/>
+    <w:lvlOverride w:ilvl="6"/>
+    <w:lvlOverride w:ilvl="7"/>
+    <w:lvlOverride w:ilvl="8"/>
+  </w:num>
+  <w:num w:numId="4">
+    <w:abstractNumId w:val="2"/>
+    <w:lvlOverride w:ilvl="0"/>
+    <w:lvlOverride w:ilvl="1"/>
+    <w:lvlOverride w:ilvl="2"/>
+    <w:lvlOverride w:ilvl="3"/>
+    <w:lvlOverride w:ilvl="4"/>
+    <w:lvlOverride w:ilvl="5"/>
+    <w:lvlOverride w:ilvl="6"/>
+    <w:lvlOverride w:ilvl="7"/>
+    <w:lvlOverride w:ilvl="8"/>
   </w:num>
 </w:numbering>
 </file>
